--- a/tillsyn/A 14019-2025 tillsynsbegäran.docx
+++ b/tillsyn/A 14019-2025 tillsynsbegäran.docx
@@ -869,7 +869,7 @@
     <w:r>
       <w:tab/>
       <w:tab/>
-      <w:t>2025-04-02</w:t>
+      <w:t>2025-04-03</w:t>
       <w:br/>
       <w:br/>
     </w:r>

--- a/tillsyn/A 14019-2025 tillsynsbegäran.docx
+++ b/tillsyn/A 14019-2025 tillsynsbegäran.docx
@@ -869,7 +869,7 @@
     <w:r>
       <w:tab/>
       <w:tab/>
-      <w:t>2025-04-03</w:t>
+      <w:t>2025-04-05</w:t>
       <w:br/>
       <w:br/>
     </w:r>

--- a/tillsyn/A 14019-2025 tillsynsbegäran.docx
+++ b/tillsyn/A 14019-2025 tillsynsbegäran.docx
@@ -35,7 +35,7 @@
     </w:p>
     <w:p>
       <w:r>
-        <w:t>I avverkningsanmälan har följande 11 naturvårdsarter hittats: knärot (VU, §8), spillkråka (NT, §4), tallticka (NT), talltita (NT, §4), bronshjon (S), dropptaggsvamp (S), grön sköldmossa (S, §8), kornknutmossa (S), kungsfågel (§4), blåsippa (§9) och revlummer (§9). Av dessa är 4 rödlistade. För rödlistade arter har rödlistekategorin angivits inom parentes. Arter som är signalarter enligt Skogsstyrelsen har markerats med (S). För fridlysta arter anges även paragrafen i Artskyddsförordningen som arten är fridlyst enligt.</w:t>
+        <w:t>I avverkningsanmälan har följande 14 naturvårdsarter hittats: knärot (VU, §8), spillkråka (NT, §4), tallticka (NT), talltita (NT, §4), veckticka (NT), brandticka (S), bronshjon (S), dropptaggsvamp (S), grön sköldmossa (S, §8), klippfrullania (S), kornknutmossa (S), kungsfågel (§4), blåsippa (§9) och revlummer (§9). Av dessa är 5 rödlistade. För rödlistade arter har rödlistekategorin angivits inom parentes. Arter som är signalarter enligt Skogsstyrelsen har markerats med (S). För fridlysta arter anges även paragrafen i Artskyddsförordningen som arten är fridlyst enligt.</w:t>
       </w:r>
     </w:p>
     <w:p>
@@ -869,7 +869,7 @@
     <w:r>
       <w:tab/>
       <w:tab/>
-      <w:t>2025-04-05</w:t>
+      <w:t>2025-04-06</w:t>
       <w:br/>
       <w:br/>
     </w:r>

--- a/tillsyn/A 14019-2025 tillsynsbegäran.docx
+++ b/tillsyn/A 14019-2025 tillsynsbegäran.docx
@@ -869,7 +869,7 @@
     <w:r>
       <w:tab/>
       <w:tab/>
-      <w:t>2025-04-06</w:t>
+      <w:t>2025-04-07</w:t>
       <w:br/>
       <w:br/>
     </w:r>

--- a/tillsyn/A 14019-2025 tillsynsbegäran.docx
+++ b/tillsyn/A 14019-2025 tillsynsbegäran.docx
@@ -869,7 +869,7 @@
     <w:r>
       <w:tab/>
       <w:tab/>
-      <w:t>2025-04-07</w:t>
+      <w:t>2025-04-08</w:t>
       <w:br/>
       <w:br/>
     </w:r>

--- a/tillsyn/A 14019-2025 tillsynsbegäran.docx
+++ b/tillsyn/A 14019-2025 tillsynsbegäran.docx
@@ -869,7 +869,7 @@
     <w:r>
       <w:tab/>
       <w:tab/>
-      <w:t>2025-04-08</w:t>
+      <w:t>2025-04-09</w:t>
       <w:br/>
       <w:br/>
     </w:r>

--- a/tillsyn/A 14019-2025 tillsynsbegäran.docx
+++ b/tillsyn/A 14019-2025 tillsynsbegäran.docx
@@ -99,6 +99,28 @@
       </w:r>
       <w:r>
         <w:t xml:space="preserve"> växer främst på grova lågor i sumpskog och myrkanter och indikerar miljöer med rik och jämn tillgång på fuktigt liggande ved. En typisk växtplats i södra Sverige är naturskogsartad gransumpskog. Samtliga skogsskötselåtgärder på eller i omedelbar närhet av lokalerna utgör ett hot. Fragmenteringen av skogslandskapet liksom minskad mängd död ved är ett långsiktigt hot mot denna art (SLU Artdatabanken, 2024; Nitare &amp; Skogsstyrelsen, 2019).</w:t>
+      </w:r>
+    </w:p>
+    <w:p>
+      <w:r>
+        <w:rPr>
+          <w:b/>
+        </w:rPr>
+        <w:t xml:space="preserve">Tallticka (NT) </w:t>
+      </w:r>
+      <w:r>
+        <w:t>uppträder först på tallar som är 100–150 år gamla men är vanligast på träd som är runt 150–200 år eller äldre. I skogslandskapet är den främst knuten till tallnaturskogar och restbiotoper med biologiskt gamla träd och signalerar vanligtvis skyddsvärda tallbestånd med höga naturvärden (SLU Artdatabanken, 2023; Nitare &amp; Skogsstyrelsen, 2019).</w:t>
+      </w:r>
+    </w:p>
+    <w:p>
+      <w:r>
+        <w:rPr>
+          <w:b/>
+        </w:rPr>
+        <w:t>Veckticka (NT)</w:t>
+      </w:r>
+      <w:r>
+        <w:t xml:space="preserve"> förekommer främst i äldre naturskogsartad löv- och blandskog i sena åldersstadier med gamla, döende och döda aspar. Avverkning eller gallring av aspbestånd är ett hot och aspskogar och asprika blandskogar måste bevaras i högre utsträckning än hittills. Sumpskog med asp och sälg har ett särskilt högt naturvärde och bör skyddas helt från skogsbruk (SLU Artdatabanken, 2024; Nitare &amp; Skogsstyrelsen, 2019).</w:t>
       </w:r>
     </w:p>
     <w:p>
@@ -388,9 +410,6 @@
       </w:r>
     </w:p>
     <w:p>
-      <w:pPr>
-        <w:pStyle w:val="Heading3"/>
-      </w:pPr>
       <w:r>
         <w:t>Hallingbäck, personligt meddelande 2022-02-24</w:t>
       </w:r>
@@ -522,7 +541,7 @@
         <w:t xml:space="preserve">Level and pattern of overstory retention interact to shape long-term responses of understories to timber harvest. </w:t>
       </w:r>
       <w:r>
-        <w:t xml:space="preserve">Ecological Applications, 22, 2049–2064 </w:t>
+        <w:t>Ecological Applications, 22, 2049–2064</w:t>
       </w:r>
     </w:p>
     <w:p>
@@ -631,7 +650,7 @@
     </w:p>
     <w:p>
       <w:r>
-        <w:t xml:space="preserve">Talltita är rödlistad som NT, fridlyst och prioriterad art i Skogsvårdslagen. Den omfattas av EU:s fågeldirektiv. Arten har minskat kraftigt de senaste 30 åren och minskningstakten innevarande 10-årsperiod beräknas till 20 (10–30) % (SLU Artdatabanken, 2022). </w:t>
+        <w:t>Talltita är rödlistad som NT, fridlyst och prioriterad art i Skogsvårdslagen. Den omfattas av EU:s fågeldirektiv. Arten har minskat kraftigt de senaste 30 åren och minskningstakten innevarande 10-årsperiod beräknas till 20 (10–30) % (SLU Artdatabanken, 2022).</w:t>
       </w:r>
     </w:p>
     <w:p>
@@ -668,7 +687,7 @@
         <w:t xml:space="preserve">Differential demographic responses of sympatric Parids to vegetation management in boreal forest. </w:t>
       </w:r>
       <w:r>
-        <w:t xml:space="preserve">For. Ecol. Manage. 319, 169–175. </w:t>
+        <w:t>For. Ecol. Manage. 319, 169–175.</w:t>
       </w:r>
     </w:p>
     <w:p>
@@ -682,7 +701,7 @@
         <w:t xml:space="preserve">Coherence, composition and territories of winter social groups of the Willow Tit Parus montanus and the Crested Tit P. cristatus. </w:t>
       </w:r>
       <w:r>
-        <w:t xml:space="preserve">Ornis Scandinavica, 10, pp 56–68 </w:t>
+        <w:t>Ornis Scandinavica, 10, pp 56–68</w:t>
       </w:r>
     </w:p>
     <w:p>
@@ -696,7 +715,7 @@
         <w:t xml:space="preserve">Impact of forestry practices on fitness correlates and population productivity in an open-nesting bird species. </w:t>
       </w:r>
       <w:r>
-        <w:t xml:space="preserve">Conserv. Biol. 21, 767–774. https://doi.org/10.1111/j.1523- 1739.2007.00675.x </w:t>
+        <w:t>Conserv. Biol. 21, 767–774. https://doi.org/10.1111/j.1523- 1739.2007.00675.x</w:t>
       </w:r>
     </w:p>
     <w:p>
@@ -869,7 +888,7 @@
     <w:r>
       <w:tab/>
       <w:tab/>
-      <w:t>2025-04-09</w:t>
+      <w:t>2025-04-10</w:t>
       <w:br/>
       <w:br/>
     </w:r>

--- a/tillsyn/A 14019-2025 tillsynsbegäran.docx
+++ b/tillsyn/A 14019-2025 tillsynsbegäran.docx
@@ -888,7 +888,7 @@
     <w:r>
       <w:tab/>
       <w:tab/>
-      <w:t>2025-04-10</w:t>
+      <w:t>2025-04-11</w:t>
       <w:br/>
       <w:br/>
     </w:r>

--- a/tillsyn/A 14019-2025 tillsynsbegäran.docx
+++ b/tillsyn/A 14019-2025 tillsynsbegäran.docx
@@ -888,7 +888,7 @@
     <w:r>
       <w:tab/>
       <w:tab/>
-      <w:t>2025-04-11</w:t>
+      <w:t>2025-04-12</w:t>
       <w:br/>
       <w:br/>
     </w:r>

--- a/tillsyn/A 14019-2025 tillsynsbegäran.docx
+++ b/tillsyn/A 14019-2025 tillsynsbegäran.docx
@@ -888,7 +888,7 @@
     <w:r>
       <w:tab/>
       <w:tab/>
-      <w:t>2025-04-12</w:t>
+      <w:t>2025-04-13</w:t>
       <w:br/>
       <w:br/>
     </w:r>

--- a/tillsyn/A 14019-2025 tillsynsbegäran.docx
+++ b/tillsyn/A 14019-2025 tillsynsbegäran.docx
@@ -888,7 +888,7 @@
     <w:r>
       <w:tab/>
       <w:tab/>
-      <w:t>2025-04-13</w:t>
+      <w:t>2025-04-14</w:t>
       <w:br/>
       <w:br/>
     </w:r>

--- a/tillsyn/A 14019-2025 tillsynsbegäran.docx
+++ b/tillsyn/A 14019-2025 tillsynsbegäran.docx
@@ -888,7 +888,7 @@
     <w:r>
       <w:tab/>
       <w:tab/>
-      <w:t>2025-04-14</w:t>
+      <w:t>2025-04-15</w:t>
       <w:br/>
       <w:br/>
     </w:r>

--- a/tillsyn/A 14019-2025 tillsynsbegäran.docx
+++ b/tillsyn/A 14019-2025 tillsynsbegäran.docx
@@ -888,7 +888,7 @@
     <w:r>
       <w:tab/>
       <w:tab/>
-      <w:t>2025-04-15</w:t>
+      <w:t>2025-04-16</w:t>
       <w:br/>
       <w:br/>
     </w:r>

--- a/tillsyn/A 14019-2025 tillsynsbegäran.docx
+++ b/tillsyn/A 14019-2025 tillsynsbegäran.docx
@@ -888,7 +888,7 @@
     <w:r>
       <w:tab/>
       <w:tab/>
-      <w:t>2025-04-16</w:t>
+      <w:t>2025-04-17</w:t>
       <w:br/>
       <w:br/>
     </w:r>

--- a/tillsyn/A 14019-2025 tillsynsbegäran.docx
+++ b/tillsyn/A 14019-2025 tillsynsbegäran.docx
@@ -888,7 +888,7 @@
     <w:r>
       <w:tab/>
       <w:tab/>
-      <w:t>2025-04-17</w:t>
+      <w:t>2025-04-18</w:t>
       <w:br/>
       <w:br/>
     </w:r>

--- a/tillsyn/A 14019-2025 tillsynsbegäran.docx
+++ b/tillsyn/A 14019-2025 tillsynsbegäran.docx
@@ -888,7 +888,7 @@
     <w:r>
       <w:tab/>
       <w:tab/>
-      <w:t>2025-04-18</w:t>
+      <w:t>2025-04-19</w:t>
       <w:br/>
       <w:br/>
     </w:r>

--- a/tillsyn/A 14019-2025 tillsynsbegäran.docx
+++ b/tillsyn/A 14019-2025 tillsynsbegäran.docx
@@ -888,7 +888,7 @@
     <w:r>
       <w:tab/>
       <w:tab/>
-      <w:t>2025-05-03</w:t>
+      <w:t>2025-05-04</w:t>
       <w:br/>
       <w:br/>
     </w:r>

--- a/tillsyn/A 14019-2025 tillsynsbegäran.docx
+++ b/tillsyn/A 14019-2025 tillsynsbegäran.docx
@@ -888,7 +888,7 @@
     <w:r>
       <w:tab/>
       <w:tab/>
-      <w:t>2025-05-04</w:t>
+      <w:t>2025-05-06</w:t>
       <w:br/>
       <w:br/>
     </w:r>

--- a/tillsyn/A 14019-2025 tillsynsbegäran.docx
+++ b/tillsyn/A 14019-2025 tillsynsbegäran.docx
@@ -888,7 +888,7 @@
     <w:r>
       <w:tab/>
       <w:tab/>
-      <w:t>2025-05-06</w:t>
+      <w:t>2025-05-07</w:t>
       <w:br/>
       <w:br/>
     </w:r>

--- a/tillsyn/A 14019-2025 tillsynsbegäran.docx
+++ b/tillsyn/A 14019-2025 tillsynsbegäran.docx
@@ -888,7 +888,7 @@
     <w:r>
       <w:tab/>
       <w:tab/>
-      <w:t>2025-05-07</w:t>
+      <w:t>2025-05-08</w:t>
       <w:br/>
       <w:br/>
     </w:r>

--- a/tillsyn/A 14019-2025 tillsynsbegäran.docx
+++ b/tillsyn/A 14019-2025 tillsynsbegäran.docx
@@ -888,7 +888,7 @@
     <w:r>
       <w:tab/>
       <w:tab/>
-      <w:t>2025-05-08</w:t>
+      <w:t>2025-05-09</w:t>
       <w:br/>
       <w:br/>
     </w:r>

--- a/tillsyn/A 14019-2025 tillsynsbegäran.docx
+++ b/tillsyn/A 14019-2025 tillsynsbegäran.docx
@@ -888,7 +888,7 @@
     <w:r>
       <w:tab/>
       <w:tab/>
-      <w:t>2025-05-09</w:t>
+      <w:t>2025-05-10</w:t>
       <w:br/>
       <w:br/>
     </w:r>

--- a/tillsyn/A 14019-2025 tillsynsbegäran.docx
+++ b/tillsyn/A 14019-2025 tillsynsbegäran.docx
@@ -888,7 +888,7 @@
     <w:r>
       <w:tab/>
       <w:tab/>
-      <w:t>2025-05-10</w:t>
+      <w:t>2025-05-11</w:t>
       <w:br/>
       <w:br/>
     </w:r>

--- a/tillsyn/A 14019-2025 tillsynsbegäran.docx
+++ b/tillsyn/A 14019-2025 tillsynsbegäran.docx
@@ -888,7 +888,7 @@
     <w:r>
       <w:tab/>
       <w:tab/>
-      <w:t>2025-05-11</w:t>
+      <w:t>2025-05-12</w:t>
       <w:br/>
       <w:br/>
     </w:r>

--- a/tillsyn/A 14019-2025 tillsynsbegäran.docx
+++ b/tillsyn/A 14019-2025 tillsynsbegäran.docx
@@ -888,7 +888,7 @@
     <w:r>
       <w:tab/>
       <w:tab/>
-      <w:t>2025-05-12</w:t>
+      <w:t>2025-05-13</w:t>
       <w:br/>
       <w:br/>
     </w:r>

--- a/tillsyn/A 14019-2025 tillsynsbegäran.docx
+++ b/tillsyn/A 14019-2025 tillsynsbegäran.docx
@@ -888,7 +888,7 @@
     <w:r>
       <w:tab/>
       <w:tab/>
-      <w:t>2025-05-13</w:t>
+      <w:t>2025-05-14</w:t>
       <w:br/>
       <w:br/>
     </w:r>

--- a/tillsyn/A 14019-2025 tillsynsbegäran.docx
+++ b/tillsyn/A 14019-2025 tillsynsbegäran.docx
@@ -888,7 +888,7 @@
     <w:r>
       <w:tab/>
       <w:tab/>
-      <w:t>2025-05-14</w:t>
+      <w:t>2025-05-15</w:t>
       <w:br/>
       <w:br/>
     </w:r>

--- a/tillsyn/A 14019-2025 tillsynsbegäran.docx
+++ b/tillsyn/A 14019-2025 tillsynsbegäran.docx
@@ -888,7 +888,7 @@
     <w:r>
       <w:tab/>
       <w:tab/>
-      <w:t>2025-05-15</w:t>
+      <w:t>2025-05-16</w:t>
       <w:br/>
       <w:br/>
     </w:r>

--- a/tillsyn/A 14019-2025 tillsynsbegäran.docx
+++ b/tillsyn/A 14019-2025 tillsynsbegäran.docx
@@ -888,7 +888,7 @@
     <w:r>
       <w:tab/>
       <w:tab/>
-      <w:t>2025-05-16</w:t>
+      <w:t>2025-05-17</w:t>
       <w:br/>
       <w:br/>
     </w:r>

--- a/tillsyn/A 14019-2025 tillsynsbegäran.docx
+++ b/tillsyn/A 14019-2025 tillsynsbegäran.docx
@@ -888,7 +888,7 @@
     <w:r>
       <w:tab/>
       <w:tab/>
-      <w:t>2025-05-17</w:t>
+      <w:t>2025-05-18</w:t>
       <w:br/>
       <w:br/>
     </w:r>

--- a/tillsyn/A 14019-2025 tillsynsbegäran.docx
+++ b/tillsyn/A 14019-2025 tillsynsbegäran.docx
@@ -888,7 +888,7 @@
     <w:r>
       <w:tab/>
       <w:tab/>
-      <w:t>2025-05-18</w:t>
+      <w:t>2025-05-19</w:t>
       <w:br/>
       <w:br/>
     </w:r>

--- a/tillsyn/A 14019-2025 tillsynsbegäran.docx
+++ b/tillsyn/A 14019-2025 tillsynsbegäran.docx
@@ -888,7 +888,7 @@
     <w:r>
       <w:tab/>
       <w:tab/>
-      <w:t>2025-05-19</w:t>
+      <w:t>2025-05-20</w:t>
       <w:br/>
       <w:br/>
     </w:r>

--- a/tillsyn/A 14019-2025 tillsynsbegäran.docx
+++ b/tillsyn/A 14019-2025 tillsynsbegäran.docx
@@ -888,7 +888,7 @@
     <w:r>
       <w:tab/>
       <w:tab/>
-      <w:t>2025-05-20</w:t>
+      <w:t>2025-05-21</w:t>
       <w:br/>
       <w:br/>
     </w:r>

--- a/tillsyn/A 14019-2025 tillsynsbegäran.docx
+++ b/tillsyn/A 14019-2025 tillsynsbegäran.docx
@@ -888,7 +888,7 @@
     <w:r>
       <w:tab/>
       <w:tab/>
-      <w:t>2025-05-21</w:t>
+      <w:t>2025-05-22</w:t>
       <w:br/>
       <w:br/>
     </w:r>

--- a/tillsyn/A 14019-2025 tillsynsbegäran.docx
+++ b/tillsyn/A 14019-2025 tillsynsbegäran.docx
@@ -888,7 +888,7 @@
     <w:r>
       <w:tab/>
       <w:tab/>
-      <w:t>2025-05-22</w:t>
+      <w:t>2025-05-23</w:t>
       <w:br/>
       <w:br/>
     </w:r>

--- a/tillsyn/A 14019-2025 tillsynsbegäran.docx
+++ b/tillsyn/A 14019-2025 tillsynsbegäran.docx
@@ -888,7 +888,7 @@
     <w:r>
       <w:tab/>
       <w:tab/>
-      <w:t>2025-05-23</w:t>
+      <w:t>2025-05-24</w:t>
       <w:br/>
       <w:br/>
     </w:r>

--- a/tillsyn/A 14019-2025 tillsynsbegäran.docx
+++ b/tillsyn/A 14019-2025 tillsynsbegäran.docx
@@ -888,7 +888,7 @@
     <w:r>
       <w:tab/>
       <w:tab/>
-      <w:t>2025-05-24</w:t>
+      <w:t>2025-05-25</w:t>
       <w:br/>
       <w:br/>
     </w:r>

--- a/tillsyn/A 14019-2025 tillsynsbegäran.docx
+++ b/tillsyn/A 14019-2025 tillsynsbegäran.docx
@@ -888,7 +888,7 @@
     <w:r>
       <w:tab/>
       <w:tab/>
-      <w:t>2025-05-25</w:t>
+      <w:t>2025-05-26</w:t>
       <w:br/>
       <w:br/>
     </w:r>

--- a/tillsyn/A 14019-2025 tillsynsbegäran.docx
+++ b/tillsyn/A 14019-2025 tillsynsbegäran.docx
@@ -888,7 +888,7 @@
     <w:r>
       <w:tab/>
       <w:tab/>
-      <w:t>2025-05-26</w:t>
+      <w:t>2025-05-27</w:t>
       <w:br/>
       <w:br/>
     </w:r>

--- a/tillsyn/A 14019-2025 tillsynsbegäran.docx
+++ b/tillsyn/A 14019-2025 tillsynsbegäran.docx
@@ -158,7 +158,7 @@
         <w:t>Grön sköldmossa (§8)</w:t>
       </w:r>
       <w:r>
-        <w:t xml:space="preserve"> omfattas av EU:s art- och habitatdirektiv bilaga 2 vilket innebär att det är en prioriterad art och att det finns ett uttalat intresse inom Europeiska unionen att bevara arten. Grön sköldmossa kräver skog som har ett speciellt mikroklimat med hög och jämn luftfuktighet i kombination med rik tillgång på död ved (Nitare, 2019). I praktiken handlar det om åtminstone 50 meter med skyddande skog för att undvika uttorkning av marken (Hallingbäck, personligt meddelande 2022-02-24). Grön sköldmossa är en ansvarsart för Sverige då en särskilt stor andel av Europas population finns i landet. Mark- och miljööverdomstolen (MÖD) har i mål nr M 2019-20 (18 februari 2019) slagit fast att grön sköldmossa (§8) är dispenspliktig och att exemplar av arten inte får skadas utan dispens (MÖD, mål nr M 2019-20).</w:t>
+        <w:t xml:space="preserve"> omfattas av EU:s art- och habitatdirektiv bilaga 2 vilket innebär att det  finns ett uttalat intresse inom Europeiska unionen att bevara arten. Grön sköldmossa kräver skog som har ett speciellt mikroklimat med hög och jämn luftfuktighet i kombination med rik tillgång på död ved (Nitare, 2019). I praktiken handlar det om åtminstone 50 meter med skyddande skog för att undvika uttorkning av marken (Hallingbäck, personligt meddelande 2022-02-24). Grön sköldmossa är en ansvarsart för Sverige då en särskilt stor andel av Europas population finns i landet. Mark- och miljööverdomstolen (MÖD) har i mål nr M 2019-20 (18 februari 2019) slagit fast att grön sköldmossa (§8) är dispenspliktig och att exemplar av arten inte får skadas utan dispens (MÖD, mål nr M 2019-20).</w:t>
       </w:r>
     </w:p>
     <w:p>
@@ -289,7 +289,7 @@
     </w:p>
     <w:p>
       <w:r>
-        <w:t>Grön sköldmossa är upptagen i EU:s Habitatdirektiv bilaga 2 vilket innebär att det är en prioriterad art och att det finns ett uttalat intresse inom Europeiska unionen att bevara arten. Grön sköldmossa är en ansvarsart för Sverige då en särskilt stor andel av Europas population finns i landet. Förutom i östra Sverige har arten inga större sammanhängande utbredningar med gynnsam bevarandestatus söderut i Europa förrän i Montenegro. Det finns enbart liten förekomst med gynnsam regional bevarandestatus i södra Frankrike och södra Polen. Grön sköldmossa är typisk art för 9010 Taiga och 9750 Svämlövskog (Natura 2000) och omfattas även av Bernkonventionen bilaga 1.</w:t>
+        <w:t>Grön sköldmossa är upptagen i EU:s Habitatdirektiv bilaga 2 vilket innebär att det  finns ett uttalat intresse inom Europeiska unionen att bevara arten. Grön sköldmossa är en ansvarsart för Sverige då en särskilt stor andel av Europas population finns i landet. Förutom i östra Sverige har arten inga större sammanhängande utbredningar med gynnsam bevarandestatus söderut i Europa förrän i Montenegro. Det finns enbart liten förekomst med gynnsam regional bevarandestatus i södra Frankrike och södra Polen. Grön sköldmossa är typisk art för 9010 Taiga och 9750 Svämlövskog (Natura 2000) och omfattas även av Bernkonventionen bilaga 1.</w:t>
       </w:r>
     </w:p>
     <w:p>
@@ -888,7 +888,7 @@
     <w:r>
       <w:tab/>
       <w:tab/>
-      <w:t>2025-05-27</w:t>
+      <w:t>2025-05-30</w:t>
       <w:br/>
       <w:br/>
     </w:r>

--- a/tillsyn/A 14019-2025 tillsynsbegäran.docx
+++ b/tillsyn/A 14019-2025 tillsynsbegäran.docx
@@ -888,7 +888,7 @@
     <w:r>
       <w:tab/>
       <w:tab/>
-      <w:t>2025-05-30</w:t>
+      <w:t>2025-06-01</w:t>
       <w:br/>
       <w:br/>
     </w:r>

--- a/tillsyn/A 14019-2025 tillsynsbegäran.docx
+++ b/tillsyn/A 14019-2025 tillsynsbegäran.docx
@@ -888,7 +888,7 @@
     <w:r>
       <w:tab/>
       <w:tab/>
-      <w:t>2025-06-01</w:t>
+      <w:t>2025-06-02</w:t>
       <w:br/>
       <w:br/>
     </w:r>

--- a/tillsyn/A 14019-2025 tillsynsbegäran.docx
+++ b/tillsyn/A 14019-2025 tillsynsbegäran.docx
@@ -888,7 +888,7 @@
     <w:r>
       <w:tab/>
       <w:tab/>
-      <w:t>2025-06-02</w:t>
+      <w:t>2025-06-03</w:t>
       <w:br/>
       <w:br/>
     </w:r>

--- a/tillsyn/A 14019-2025 tillsynsbegäran.docx
+++ b/tillsyn/A 14019-2025 tillsynsbegäran.docx
@@ -888,7 +888,7 @@
     <w:r>
       <w:tab/>
       <w:tab/>
-      <w:t>2025-06-03</w:t>
+      <w:t>2025-06-04</w:t>
       <w:br/>
       <w:br/>
     </w:r>

--- a/tillsyn/A 14019-2025 tillsynsbegäran.docx
+++ b/tillsyn/A 14019-2025 tillsynsbegäran.docx
@@ -888,7 +888,7 @@
     <w:r>
       <w:tab/>
       <w:tab/>
-      <w:t>2025-06-04</w:t>
+      <w:t>2025-06-05</w:t>
       <w:br/>
       <w:br/>
     </w:r>

--- a/tillsyn/A 14019-2025 tillsynsbegäran.docx
+++ b/tillsyn/A 14019-2025 tillsynsbegäran.docx
@@ -888,7 +888,7 @@
     <w:r>
       <w:tab/>
       <w:tab/>
-      <w:t>2025-06-05</w:t>
+      <w:t>2025-06-13</w:t>
       <w:br/>
       <w:br/>
     </w:r>

--- a/tillsyn/A 14019-2025 tillsynsbegäran.docx
+++ b/tillsyn/A 14019-2025 tillsynsbegäran.docx
@@ -888,7 +888,7 @@
     <w:r>
       <w:tab/>
       <w:tab/>
-      <w:t>2025-06-13</w:t>
+      <w:t>2025-06-15</w:t>
       <w:br/>
       <w:br/>
     </w:r>

--- a/tillsyn/A 14019-2025 tillsynsbegäran.docx
+++ b/tillsyn/A 14019-2025 tillsynsbegäran.docx
@@ -888,7 +888,7 @@
     <w:r>
       <w:tab/>
       <w:tab/>
-      <w:t>2025-06-15</w:t>
+      <w:t>2025-06-16</w:t>
       <w:br/>
       <w:br/>
     </w:r>

--- a/tillsyn/A 14019-2025 tillsynsbegäran.docx
+++ b/tillsyn/A 14019-2025 tillsynsbegäran.docx
@@ -888,7 +888,7 @@
     <w:r>
       <w:tab/>
       <w:tab/>
-      <w:t>2025-06-16</w:t>
+      <w:t>2025-06-17</w:t>
       <w:br/>
       <w:br/>
     </w:r>

--- a/tillsyn/A 14019-2025 tillsynsbegäran.docx
+++ b/tillsyn/A 14019-2025 tillsynsbegäran.docx
@@ -888,7 +888,7 @@
     <w:r>
       <w:tab/>
       <w:tab/>
-      <w:t>2025-06-17</w:t>
+      <w:t>2025-06-18</w:t>
       <w:br/>
       <w:br/>
     </w:r>

--- a/tillsyn/A 14019-2025 tillsynsbegäran.docx
+++ b/tillsyn/A 14019-2025 tillsynsbegäran.docx
@@ -888,7 +888,7 @@
     <w:r>
       <w:tab/>
       <w:tab/>
-      <w:t>2025-06-18</w:t>
+      <w:t>2025-06-19</w:t>
       <w:br/>
       <w:br/>
     </w:r>

--- a/tillsyn/A 14019-2025 tillsynsbegäran.docx
+++ b/tillsyn/A 14019-2025 tillsynsbegäran.docx
@@ -888,7 +888,7 @@
     <w:r>
       <w:tab/>
       <w:tab/>
-      <w:t>2025-06-19</w:t>
+      <w:t>2025-06-20</w:t>
       <w:br/>
       <w:br/>
     </w:r>

--- a/tillsyn/A 14019-2025 tillsynsbegäran.docx
+++ b/tillsyn/A 14019-2025 tillsynsbegäran.docx
@@ -888,7 +888,7 @@
     <w:r>
       <w:tab/>
       <w:tab/>
-      <w:t>2025-06-20</w:t>
+      <w:t>2025-06-21</w:t>
       <w:br/>
       <w:br/>
     </w:r>

--- a/tillsyn/A 14019-2025 tillsynsbegäran.docx
+++ b/tillsyn/A 14019-2025 tillsynsbegäran.docx
@@ -888,7 +888,7 @@
     <w:r>
       <w:tab/>
       <w:tab/>
-      <w:t>2025-06-21</w:t>
+      <w:t>2025-06-22</w:t>
       <w:br/>
       <w:br/>
     </w:r>

--- a/tillsyn/A 14019-2025 tillsynsbegäran.docx
+++ b/tillsyn/A 14019-2025 tillsynsbegäran.docx
@@ -888,7 +888,7 @@
     <w:r>
       <w:tab/>
       <w:tab/>
-      <w:t>2025-06-22</w:t>
+      <w:t>2025-06-23</w:t>
       <w:br/>
       <w:br/>
     </w:r>

--- a/tillsyn/A 14019-2025 tillsynsbegäran.docx
+++ b/tillsyn/A 14019-2025 tillsynsbegäran.docx
@@ -888,7 +888,7 @@
     <w:r>
       <w:tab/>
       <w:tab/>
-      <w:t>2025-06-23</w:t>
+      <w:t>2025-06-24</w:t>
       <w:br/>
       <w:br/>
     </w:r>

--- a/tillsyn/A 14019-2025 tillsynsbegäran.docx
+++ b/tillsyn/A 14019-2025 tillsynsbegäran.docx
@@ -888,7 +888,7 @@
     <w:r>
       <w:tab/>
       <w:tab/>
-      <w:t>2025-06-24</w:t>
+      <w:t>2025-06-25</w:t>
       <w:br/>
       <w:br/>
     </w:r>

--- a/tillsyn/A 14019-2025 tillsynsbegäran.docx
+++ b/tillsyn/A 14019-2025 tillsynsbegäran.docx
@@ -888,7 +888,7 @@
     <w:r>
       <w:tab/>
       <w:tab/>
-      <w:t>2025-06-25</w:t>
+      <w:t>2025-06-26</w:t>
       <w:br/>
       <w:br/>
     </w:r>

--- a/tillsyn/A 14019-2025 tillsynsbegäran.docx
+++ b/tillsyn/A 14019-2025 tillsynsbegäran.docx
@@ -888,7 +888,7 @@
     <w:r>
       <w:tab/>
       <w:tab/>
-      <w:t>2025-06-26</w:t>
+      <w:t>2025-06-27</w:t>
       <w:br/>
       <w:br/>
     </w:r>

--- a/tillsyn/A 14019-2025 tillsynsbegäran.docx
+++ b/tillsyn/A 14019-2025 tillsynsbegäran.docx
@@ -888,7 +888,7 @@
     <w:r>
       <w:tab/>
       <w:tab/>
-      <w:t>2025-06-27</w:t>
+      <w:t>2025-06-28</w:t>
       <w:br/>
       <w:br/>
     </w:r>

--- a/tillsyn/A 14019-2025 tillsynsbegäran.docx
+++ b/tillsyn/A 14019-2025 tillsynsbegäran.docx
@@ -888,7 +888,7 @@
     <w:r>
       <w:tab/>
       <w:tab/>
-      <w:t>2025-06-28</w:t>
+      <w:t>2025-06-29</w:t>
       <w:br/>
       <w:br/>
     </w:r>

--- a/tillsyn/A 14019-2025 tillsynsbegäran.docx
+++ b/tillsyn/A 14019-2025 tillsynsbegäran.docx
@@ -888,7 +888,7 @@
     <w:r>
       <w:tab/>
       <w:tab/>
-      <w:t>2025-06-29</w:t>
+      <w:t>2025-06-30</w:t>
       <w:br/>
       <w:br/>
     </w:r>

--- a/tillsyn/A 14019-2025 tillsynsbegäran.docx
+++ b/tillsyn/A 14019-2025 tillsynsbegäran.docx
@@ -888,7 +888,7 @@
     <w:r>
       <w:tab/>
       <w:tab/>
-      <w:t>2025-06-30</w:t>
+      <w:t>2025-07-01</w:t>
       <w:br/>
       <w:br/>
     </w:r>

--- a/tillsyn/A 14019-2025 tillsynsbegäran.docx
+++ b/tillsyn/A 14019-2025 tillsynsbegäran.docx
@@ -888,7 +888,7 @@
     <w:r>
       <w:tab/>
       <w:tab/>
-      <w:t>2025-07-01</w:t>
+      <w:t>2025-07-02</w:t>
       <w:br/>
       <w:br/>
     </w:r>

--- a/tillsyn/A 14019-2025 tillsynsbegäran.docx
+++ b/tillsyn/A 14019-2025 tillsynsbegäran.docx
@@ -888,7 +888,7 @@
     <w:r>
       <w:tab/>
       <w:tab/>
-      <w:t>2025-07-02</w:t>
+      <w:t>2025-07-03</w:t>
       <w:br/>
       <w:br/>
     </w:r>

--- a/tillsyn/A 14019-2025 tillsynsbegäran.docx
+++ b/tillsyn/A 14019-2025 tillsynsbegäran.docx
@@ -888,7 +888,7 @@
     <w:r>
       <w:tab/>
       <w:tab/>
-      <w:t>2025-07-03</w:t>
+      <w:t>2025-07-04</w:t>
       <w:br/>
       <w:br/>
     </w:r>

--- a/tillsyn/A 14019-2025 tillsynsbegäran.docx
+++ b/tillsyn/A 14019-2025 tillsynsbegäran.docx
@@ -888,7 +888,7 @@
     <w:r>
       <w:tab/>
       <w:tab/>
-      <w:t>2025-07-04</w:t>
+      <w:t>2025-07-05</w:t>
       <w:br/>
       <w:br/>
     </w:r>

--- a/tillsyn/A 14019-2025 tillsynsbegäran.docx
+++ b/tillsyn/A 14019-2025 tillsynsbegäran.docx
@@ -888,7 +888,7 @@
     <w:r>
       <w:tab/>
       <w:tab/>
-      <w:t>2025-07-05</w:t>
+      <w:t>2025-07-06</w:t>
       <w:br/>
       <w:br/>
     </w:r>

--- a/tillsyn/A 14019-2025 tillsynsbegäran.docx
+++ b/tillsyn/A 14019-2025 tillsynsbegäran.docx
@@ -888,7 +888,7 @@
     <w:r>
       <w:tab/>
       <w:tab/>
-      <w:t>2025-07-06</w:t>
+      <w:t>2025-07-07</w:t>
       <w:br/>
       <w:br/>
     </w:r>

--- a/tillsyn/A 14019-2025 tillsynsbegäran.docx
+++ b/tillsyn/A 14019-2025 tillsynsbegäran.docx
@@ -888,7 +888,7 @@
     <w:r>
       <w:tab/>
       <w:tab/>
-      <w:t>2025-07-07</w:t>
+      <w:t>2025-07-08</w:t>
       <w:br/>
       <w:br/>
     </w:r>

--- a/tillsyn/A 14019-2025 tillsynsbegäran.docx
+++ b/tillsyn/A 14019-2025 tillsynsbegäran.docx
@@ -888,7 +888,7 @@
     <w:r>
       <w:tab/>
       <w:tab/>
-      <w:t>2025-07-08</w:t>
+      <w:t>2025-07-09</w:t>
       <w:br/>
       <w:br/>
     </w:r>

--- a/tillsyn/A 14019-2025 tillsynsbegäran.docx
+++ b/tillsyn/A 14019-2025 tillsynsbegäran.docx
@@ -888,7 +888,7 @@
     <w:r>
       <w:tab/>
       <w:tab/>
-      <w:t>2025-07-09</w:t>
+      <w:t>2025-07-11</w:t>
       <w:br/>
       <w:br/>
     </w:r>

--- a/tillsyn/A 14019-2025 tillsynsbegäran.docx
+++ b/tillsyn/A 14019-2025 tillsynsbegäran.docx
@@ -888,7 +888,7 @@
     <w:r>
       <w:tab/>
       <w:tab/>
-      <w:t>2025-07-11</w:t>
+      <w:t>2025-07-12</w:t>
       <w:br/>
       <w:br/>
     </w:r>

--- a/tillsyn/A 14019-2025 tillsynsbegäran.docx
+++ b/tillsyn/A 14019-2025 tillsynsbegäran.docx
@@ -888,7 +888,7 @@
     <w:r>
       <w:tab/>
       <w:tab/>
-      <w:t>2025-07-12</w:t>
+      <w:t>2025-07-13</w:t>
       <w:br/>
       <w:br/>
     </w:r>

--- a/tillsyn/A 14019-2025 tillsynsbegäran.docx
+++ b/tillsyn/A 14019-2025 tillsynsbegäran.docx
@@ -888,7 +888,7 @@
     <w:r>
       <w:tab/>
       <w:tab/>
-      <w:t>2025-07-13</w:t>
+      <w:t>2025-07-14</w:t>
       <w:br/>
       <w:br/>
     </w:r>

--- a/tillsyn/A 14019-2025 tillsynsbegäran.docx
+++ b/tillsyn/A 14019-2025 tillsynsbegäran.docx
@@ -926,7 +926,7 @@
     <w:r>
       <w:tab/>
       <w:tab/>
-      <w:t>2025-08-06</w:t>
+      <w:t>2025-08-09</w:t>
       <w:br/>
       <w:br/>
     </w:r>
